--- a/files/03_KIBB_BoardRiskCommittee_Transcript.docx
+++ b/files/03_KIBB_BoardRiskCommittee_Transcript.docx
@@ -18,7 +18,7 @@
           <w:b/>
           <w:sz w:val="22"/>
         </w:rPr>
-        <w:t>Kenanga Investment Bank Berhad</w:t>
+        <w:t>Contoso Investment Bank Berhad</w:t>
       </w:r>
     </w:p>
     <w:p>
@@ -45,7 +45,7 @@
           <w:b/>
           <w:sz w:val="22"/>
         </w:rPr>
-        <w:t>Venue: Boardroom, Level 17, Kenanga Tower / Microsoft Teams (hybrid)</w:t>
+        <w:t>Venue: Boardroom, Level 17, Contoso Tower / Microsoft Teams (hybrid)</w:t>
       </w:r>
     </w:p>
     <w:p>
@@ -920,7 +920,7 @@
           </w:tcPr>
           <w:p>
             <w:r>
-              <w:t>CEO, Kenanga Investors</w:t>
+              <w:t>CEO, Contoso Investors</w:t>
             </w:r>
           </w:p>
         </w:tc>

--- a/files/03_KIBB_BoardRiskCommittee_Transcript.docx
+++ b/files/03_KIBB_BoardRiskCommittee_Transcript.docx
@@ -101,7 +101,7 @@
         <w:rPr>
           <w:sz w:val="22"/>
         </w:rPr>
-        <w:t xml:space="preserve">  Ms Priya Subramaniam         -  Group Chief Financial Officer (Persona)</w:t>
+        <w:t xml:space="preserve">  Ms Priya                      -  Group Chief Financial Officer (Persona)</w:t>
       </w:r>
     </w:p>
     <w:p>
@@ -169,7 +169,7 @@
           <w:color w:val="1E3A8A"/>
           <w:sz w:val="30"/>
         </w:rPr>
-        <w:t>2.  Q1 FY2026 Financial Performance and Cost Position</w:t>
+        <w:t>2.  FY2025 Year-End Financial Performance and Cost Position</w:t>
       </w:r>
     </w:p>
     <w:p>
@@ -177,7 +177,7 @@
         <w:rPr>
           <w:sz w:val="22"/>
         </w:rPr>
-        <w:t>Ms Priya Subramaniam (Group CFO) presented the Q1 management accounts. Headline points:</w:t>
+        <w:t>Ms Priya (Group CFO) presented the FY2025 final-year management accounts. Headline points:</w:t>
       </w:r>
     </w:p>
     <w:p>
@@ -185,7 +185,7 @@
         <w:rPr>
           <w:sz w:val="22"/>
         </w:rPr>
-        <w:t xml:space="preserve">  - Group revenue tracking 6.2% above plan, driven by Investment Banking (ECM and DCM mandates) and Treasury.</w:t>
+        <w:t xml:space="preserve">  - Group revenue closed 5.6% above plan, driven by Investment Banking (ECM and DCM mandates) and Treasury.</w:t>
       </w:r>
     </w:p>
     <w:p>
@@ -193,7 +193,7 @@
         <w:rPr>
           <w:sz w:val="22"/>
         </w:rPr>
-        <w:t xml:space="preserve">  - Group operating cost tracking 9.4% above plan year-to-date. Three segments have breached the 10% adverse variance threshold that triggers a mandatory corrective action plan under the Group Finance Policy.</w:t>
+        <w:t xml:space="preserve">  - Group operating cost closed 12.9% above plan for the full year. Four segments have breached the 10% adverse variance threshold that triggers a mandatory corrective action plan under the Group Finance Policy.</w:t>
       </w:r>
     </w:p>
     <w:p>
@@ -216,7 +216,7 @@
         <w:rPr>
           <w:sz w:val="22"/>
         </w:rPr>
-        <w:t>Mr Vincent Lai asked which segments had breached the 10% threshold. Ms Priya confirmed Equities &amp; Stockbroking, Group Support and Money Lending &amp; Financing. She added that Asset &amp; Wealth Management is at the amber threshold and likely to breach if KDi GO platform spend continues at the current run rate.</w:t>
+        <w:t>Mr Vincent Lai asked which segments had breached the 10% threshold. Ms Priya confirmed four segments breached: Equities &amp; Stockbroking (28.4% adverse), Group Support (14.8%), Money Lending &amp; Financing (13.7%), and Asset &amp; Wealth Management (11.5%). She noted that the digital wealth platform investment is a meaningful contributor to the AWM overrun and is being reviewed.</w:t>
       </w:r>
     </w:p>
     <w:p>
@@ -246,7 +246,7 @@
         <w:rPr>
           <w:sz w:val="22"/>
         </w:rPr>
-        <w:t>RESOLVED: The Committee directs the Group CFO to present a corrective action plan for each of the three breaching segments at the next meeting on 27 March 2026, and to escalate any further deterioration to the Chair without waiting for the next scheduled meeting.</w:t>
+        <w:t>RESOLVED: The Committee directs the Group CFO to present a corrective action plan for each of the four breaching segments at the next meeting on 27 March 2026, and to escalate any further deterioration to the Chair without waiting for the next scheduled meeting.</w:t>
       </w:r>
     </w:p>
     <w:p>
@@ -546,7 +546,7 @@
           </w:tcPr>
           <w:p>
             <w:r>
-              <w:t>Submit corrective action plans for the three segments breaching the 10% cost variance threshold (Equities &amp; Stockbroking, Group Support, Money Lending &amp; Financing).</w:t>
+              <w:t>Submit corrective action plans for the four segments breaching the 10% cost variance threshold (Equities &amp; Stockbroking, Group Support, Money Lending &amp; Financing, Asset &amp; Wealth Management).</w:t>
             </w:r>
           </w:p>
         </w:tc>
